--- a/Basel Shrief Embedded Systems Resume.docx
+++ b/Basel Shrief Embedded Systems Resume.docx
@@ -93,7 +93,6 @@
         </w:rPr>
         <w:t xml:space="preserve"> </w:t>
       </w:r>
-      <w:proofErr w:type="gramStart"/>
       <w:r>
         <w:rPr>
           <w:rFonts w:ascii="Times New Roman" w:eastAsia="Times New Roman" w:hAnsi="Times New Roman" w:cs="Times New Roman"/>
@@ -131,7 +130,6 @@
         </w:rPr>
         <w:t>|</w:t>
       </w:r>
-      <w:proofErr w:type="gramEnd"/>
       <w:r>
         <w:rPr>
           <w:rFonts w:ascii="Times New Roman" w:eastAsia="Times New Roman" w:hAnsi="Times New Roman" w:cs="Times New Roman"/>
@@ -149,7 +147,6 @@
         </w:rPr>
         <w:t xml:space="preserve"> </w:t>
       </w:r>
-      <w:proofErr w:type="gramStart"/>
       <w:r>
         <w:rPr>
           <w:rFonts w:ascii="Times New Roman" w:eastAsia="Times New Roman" w:hAnsi="Times New Roman" w:cs="Times New Roman"/>
@@ -176,7 +173,6 @@
         </w:rPr>
         <w:t xml:space="preserve"> |</w:t>
       </w:r>
-      <w:proofErr w:type="gramEnd"/>
       <w:r>
         <w:rPr>
           <w:rFonts w:ascii="Times New Roman" w:eastAsia="Times New Roman" w:hAnsi="Times New Roman" w:cs="Times New Roman"/>
@@ -207,23 +203,7 @@
             <w:rFonts w:ascii="Times New Roman" w:eastAsia="Times New Roman" w:hAnsi="Times New Roman" w:cs="Times New Roman"/>
             <w:sz w:val="18"/>
           </w:rPr>
-          <w:t>Basel S</w:t>
-        </w:r>
-        <w:r>
-          <w:rPr>
-            <w:rStyle w:val="Hyperlink"/>
-            <w:rFonts w:ascii="Times New Roman" w:eastAsia="Times New Roman" w:hAnsi="Times New Roman" w:cs="Times New Roman"/>
-            <w:sz w:val="18"/>
-          </w:rPr>
-          <w:t>h</w:t>
-        </w:r>
-        <w:r>
-          <w:rPr>
-            <w:rStyle w:val="Hyperlink"/>
-            <w:rFonts w:ascii="Times New Roman" w:eastAsia="Times New Roman" w:hAnsi="Times New Roman" w:cs="Times New Roman"/>
-            <w:sz w:val="18"/>
-          </w:rPr>
-          <w:t>rief</w:t>
+          <w:t>Basel Shrief</w:t>
         </w:r>
       </w:hyperlink>
       <w:r>
@@ -240,7 +220,19 @@
           <w:rPr>
             <w:rStyle w:val="Hyperlink"/>
           </w:rPr>
-          <w:t>Basel Shrief</w:t>
+          <w:t xml:space="preserve">Basel </w:t>
+        </w:r>
+        <w:r>
+          <w:rPr>
+            <w:rStyle w:val="Hyperlink"/>
+          </w:rPr>
+          <w:t>S</w:t>
+        </w:r>
+        <w:r>
+          <w:rPr>
+            <w:rStyle w:val="Hyperlink"/>
+          </w:rPr>
+          <w:t>hrief</w:t>
         </w:r>
       </w:hyperlink>
     </w:p>
@@ -967,16 +959,166 @@
         </w:tabs>
         <w:spacing w:after="0"/>
         <w:rPr>
+          <w:rFonts w:ascii="Times New Roman" w:eastAsia="Times New Roman" w:hAnsi="Times New Roman" w:cs="Times New Roman"/>
+          <w:b/>
+          <w:sz w:val="20"/>
+        </w:rPr>
+      </w:pPr>
+      <w:r>
+        <w:rPr>
           <w:rFonts w:ascii="Arial" w:eastAsia="Arial" w:hAnsi="Arial" w:cs="Arial"/>
           <w:sz w:val="16"/>
         </w:rPr>
-      </w:pPr>
-      <w:r>
+        <w:t xml:space="preserve">■         </w:t>
+      </w:r>
+      <w:r>
+        <w:rPr>
+          <w:rFonts w:ascii="Times New Roman" w:eastAsia="Times New Roman" w:hAnsi="Times New Roman" w:cs="Times New Roman"/>
+          <w:b/>
+          <w:sz w:val="20"/>
+        </w:rPr>
+        <w:t xml:space="preserve">Visited </w:t>
+      </w:r>
+      <w:r>
+        <w:rPr>
+          <w:rFonts w:ascii="Times New Roman" w:eastAsia="Times New Roman" w:hAnsi="Times New Roman" w:cs="Times New Roman"/>
+          <w:b/>
+          <w:sz w:val="20"/>
+        </w:rPr>
+        <w:t>Poland</w:t>
+      </w:r>
+      <w:r>
+        <w:rPr>
+          <w:rFonts w:ascii="Times New Roman" w:eastAsia="Times New Roman" w:hAnsi="Times New Roman" w:cs="Times New Roman"/>
+          <w:b/>
+          <w:sz w:val="20"/>
+        </w:rPr>
+        <w:t xml:space="preserve"> </w:t>
+      </w:r>
+      <w:r>
+        <w:rPr>
+          <w:rFonts w:ascii="Times New Roman" w:eastAsia="Times New Roman" w:hAnsi="Times New Roman" w:cs="Times New Roman"/>
+          <w:b/>
+          <w:sz w:val="20"/>
+        </w:rPr>
+        <w:t>Shell Eco-marathon —</w:t>
+      </w:r>
+      <w:r>
+        <w:rPr>
+          <w:rFonts w:ascii="Times New Roman" w:eastAsia="Times New Roman" w:hAnsi="Times New Roman" w:cs="Times New Roman"/>
+          <w:b/>
+          <w:sz w:val="20"/>
+        </w:rPr>
+        <w:t xml:space="preserve"> </w:t>
+      </w:r>
+      <w:r>
+        <w:rPr>
+          <w:rFonts w:ascii="Times New Roman" w:eastAsia="Times New Roman" w:hAnsi="Times New Roman" w:cs="Times New Roman"/>
+          <w:b/>
+          <w:sz w:val="20"/>
+        </w:rPr>
+        <w:t>I</w:t>
+      </w:r>
+      <w:r>
+        <w:rPr>
+          <w:rFonts w:ascii="Times New Roman" w:eastAsia="Times New Roman" w:hAnsi="Times New Roman" w:cs="Times New Roman"/>
+          <w:b/>
+          <w:sz w:val="20"/>
+        </w:rPr>
+        <w:t>nternational Autonomous Competition Top 10</w:t>
+      </w:r>
+      <w:r>
+        <w:rPr>
+          <w:rFonts w:ascii="Times New Roman" w:eastAsia="Times New Roman" w:hAnsi="Times New Roman" w:cs="Times New Roman"/>
+          <w:b/>
+          <w:sz w:val="20"/>
+          <w:vertAlign w:val="superscript"/>
+        </w:rPr>
+        <w:t>th</w:t>
+      </w:r>
+      <w:r>
+        <w:rPr>
+          <w:rFonts w:ascii="Times New Roman" w:eastAsia="Times New Roman" w:hAnsi="Times New Roman" w:cs="Times New Roman"/>
+          <w:b/>
+          <w:sz w:val="20"/>
+        </w:rPr>
+        <w:t xml:space="preserve"> Globally</w:t>
+      </w:r>
+      <w:r>
+        <w:rPr>
+          <w:rFonts w:ascii="Times New Roman" w:eastAsia="Times New Roman" w:hAnsi="Times New Roman" w:cs="Times New Roman"/>
+          <w:b/>
+          <w:sz w:val="20"/>
+        </w:rPr>
+        <w:t xml:space="preserve">              </w:t>
+      </w:r>
+      <w:r>
+        <w:rPr>
+          <w:rFonts w:ascii="Times New Roman" w:eastAsia="Times New Roman" w:hAnsi="Times New Roman" w:cs="Times New Roman"/>
+          <w:b/>
+          <w:sz w:val="20"/>
+        </w:rPr>
+        <w:t xml:space="preserve"> </w:t>
+      </w:r>
+      <w:r>
+        <w:rPr>
+          <w:rFonts w:ascii="Times New Roman" w:eastAsia="Times New Roman" w:hAnsi="Times New Roman" w:cs="Times New Roman"/>
+          <w:b/>
+          <w:sz w:val="20"/>
+        </w:rPr>
+        <w:t xml:space="preserve">              </w:t>
+      </w:r>
+      <w:r>
+        <w:rPr>
+          <w:rFonts w:ascii="Times New Roman" w:eastAsia="Times New Roman" w:hAnsi="Times New Roman" w:cs="Times New Roman"/>
+          <w:b/>
+          <w:sz w:val="20"/>
+        </w:rPr>
+        <w:t xml:space="preserve"> </w:t>
+      </w:r>
+      <w:r>
+        <w:rPr>
+          <w:rFonts w:ascii="Times New Roman" w:eastAsia="Times New Roman" w:hAnsi="Times New Roman" w:cs="Times New Roman"/>
+          <w:b/>
+          <w:i/>
+          <w:iCs/>
+          <w:sz w:val="20"/>
+        </w:rPr>
+        <w:t>July 2026</w:t>
+      </w:r>
+    </w:p>
+    <w:p>
+      <w:pPr>
+        <w:tabs>
+          <w:tab w:val="right" w:pos="11019"/>
+        </w:tabs>
+        <w:spacing w:after="0"/>
         <w:rPr>
           <w:rFonts w:ascii="Arial" w:eastAsia="Arial" w:hAnsi="Arial" w:cs="Arial"/>
           <w:sz w:val="16"/>
         </w:rPr>
-        <w:t xml:space="preserve">■         </w:t>
+      </w:pPr>
+      <w:r>
+        <w:rPr>
+          <w:rFonts w:ascii="Arial" w:eastAsia="Arial" w:hAnsi="Arial" w:cs="Arial"/>
+          <w:sz w:val="16"/>
+        </w:rPr>
+        <w:t xml:space="preserve">■        </w:t>
+      </w:r>
+      <w:r>
+        <w:rPr>
+          <w:rFonts w:ascii="Arial" w:eastAsia="Arial" w:hAnsi="Arial" w:cs="Arial"/>
+          <w:sz w:val="16"/>
+        </w:rPr>
+        <w:t xml:space="preserve"> </w:t>
+      </w:r>
+      <w:r>
+        <w:rPr>
+          <w:rFonts w:ascii="Times New Roman" w:eastAsia="Times New Roman" w:hAnsi="Times New Roman" w:cs="Times New Roman"/>
+          <w:b/>
+          <w:sz w:val="20"/>
+        </w:rPr>
+        <w:t xml:space="preserve">Visited </w:t>
       </w:r>
       <w:r>
         <w:rPr>
@@ -1075,15 +1217,23 @@
           <w:i/>
           <w:sz w:val="20"/>
         </w:rPr>
+        <w:t xml:space="preserve">  </w:t>
+      </w:r>
+      <w:r>
+        <w:rPr>
+          <w:rFonts w:ascii="Times New Roman" w:eastAsia="Times New Roman" w:hAnsi="Times New Roman" w:cs="Times New Roman"/>
+          <w:i/>
+          <w:sz w:val="20"/>
+        </w:rPr>
+        <w:t xml:space="preserve"> </w:t>
+      </w:r>
+      <w:r>
+        <w:rPr>
+          <w:rFonts w:ascii="Times New Roman" w:eastAsia="Times New Roman" w:hAnsi="Times New Roman" w:cs="Times New Roman"/>
+          <w:i/>
+          <w:sz w:val="20"/>
+        </w:rPr>
         <w:t xml:space="preserve">          </w:t>
-      </w:r>
-      <w:r>
-        <w:rPr>
-          <w:rFonts w:ascii="Times New Roman" w:eastAsia="Times New Roman" w:hAnsi="Times New Roman" w:cs="Times New Roman"/>
-          <w:i/>
-          <w:sz w:val="20"/>
-        </w:rPr>
-        <w:t xml:space="preserve">                </w:t>
       </w:r>
       <w:r>
         <w:rPr>
@@ -1945,6 +2095,156 @@
     <w:p>
       <w:pPr>
         <w:spacing w:after="5" w:line="240" w:lineRule="auto"/>
+        <w:rPr>
+          <w:rFonts w:ascii="Times New Roman" w:eastAsia="Times New Roman" w:hAnsi="Times New Roman" w:cs="Times New Roman"/>
+          <w:sz w:val="20"/>
+        </w:rPr>
+      </w:pPr>
+      <w:r>
+        <w:rPr>
+          <w:rFonts w:ascii="Arial" w:eastAsia="Arial" w:hAnsi="Arial" w:cs="Arial"/>
+          <w:sz w:val="16"/>
+        </w:rPr>
+        <w:t xml:space="preserve">■     </w:t>
+      </w:r>
+      <w:r>
+        <w:rPr>
+          <w:rFonts w:ascii="Times New Roman" w:eastAsia="Times New Roman" w:hAnsi="Times New Roman" w:cs="Times New Roman"/>
+          <w:b/>
+          <w:bCs/>
+          <w:sz w:val="20"/>
+        </w:rPr>
+        <w:t>Autonomous Racing Car Control System</w:t>
+      </w:r>
+      <w:r>
+        <w:rPr>
+          <w:rFonts w:ascii="Times New Roman" w:eastAsia="Times New Roman" w:hAnsi="Times New Roman" w:cs="Times New Roman"/>
+          <w:b/>
+          <w:bCs/>
+          <w:sz w:val="20"/>
+        </w:rPr>
+        <w:t xml:space="preserve">                        </w:t>
+      </w:r>
+      <w:r>
+        <w:rPr>
+          <w:rFonts w:ascii="Times New Roman" w:eastAsia="Times New Roman" w:hAnsi="Times New Roman" w:cs="Times New Roman"/>
+          <w:b/>
+          <w:bCs/>
+          <w:sz w:val="20"/>
+        </w:rPr>
+        <w:t xml:space="preserve"> </w:t>
+      </w:r>
+      <w:r>
+        <w:rPr>
+          <w:rFonts w:ascii="Times New Roman" w:eastAsia="Times New Roman" w:hAnsi="Times New Roman" w:cs="Times New Roman"/>
+          <w:b/>
+          <w:bCs/>
+          <w:sz w:val="20"/>
+        </w:rPr>
+        <w:t xml:space="preserve">              </w:t>
+      </w:r>
+      <w:r>
+        <w:rPr>
+          <w:rFonts w:ascii="Times New Roman" w:eastAsia="Times New Roman" w:hAnsi="Times New Roman" w:cs="Times New Roman"/>
+          <w:b/>
+          <w:bCs/>
+          <w:sz w:val="20"/>
+        </w:rPr>
+        <w:t xml:space="preserve"> </w:t>
+      </w:r>
+      <w:r>
+        <w:rPr>
+          <w:rFonts w:ascii="Times New Roman" w:eastAsia="Times New Roman" w:hAnsi="Times New Roman" w:cs="Times New Roman"/>
+          <w:b/>
+          <w:bCs/>
+          <w:sz w:val="20"/>
+        </w:rPr>
+        <w:t xml:space="preserve">                                 </w:t>
+      </w:r>
+      <w:r>
+        <w:rPr>
+          <w:rFonts w:ascii="Times New Roman" w:eastAsia="Times New Roman" w:hAnsi="Times New Roman" w:cs="Times New Roman"/>
+          <w:b/>
+          <w:bCs/>
+          <w:sz w:val="20"/>
+        </w:rPr>
+        <w:t xml:space="preserve"> </w:t>
+      </w:r>
+      <w:r>
+        <w:rPr>
+          <w:rFonts w:ascii="Times New Roman" w:eastAsia="Times New Roman" w:hAnsi="Times New Roman" w:cs="Times New Roman"/>
+          <w:b/>
+          <w:bCs/>
+          <w:sz w:val="20"/>
+        </w:rPr>
+        <w:t xml:space="preserve">                                                    </w:t>
+      </w:r>
+      <w:r>
+        <w:rPr>
+          <w:rFonts w:ascii="Times New Roman" w:eastAsia="Times New Roman" w:hAnsi="Times New Roman" w:cs="Times New Roman"/>
+          <w:b/>
+          <w:bCs/>
+          <w:i/>
+          <w:iCs/>
+          <w:sz w:val="20"/>
+        </w:rPr>
+        <w:t>June 2026</w:t>
+      </w:r>
+    </w:p>
+    <w:p>
+      <w:pPr>
+        <w:spacing w:after="5" w:line="240" w:lineRule="auto"/>
+        <w:ind w:firstLine="720"/>
+        <w:rPr>
+          <w:rFonts w:ascii="Times New Roman" w:eastAsia="Times New Roman" w:hAnsi="Times New Roman" w:cs="Times New Roman"/>
+          <w:sz w:val="20"/>
+        </w:rPr>
+      </w:pPr>
+      <w:r>
+        <w:rPr>
+          <w:rFonts w:ascii="Times New Roman" w:eastAsia="Times New Roman" w:hAnsi="Times New Roman" w:cs="Times New Roman"/>
+          <w:sz w:val="20"/>
+        </w:rPr>
+        <w:t xml:space="preserve">Developed two custom STM32/ESP32 PCBs for telemetry and vehicle control. </w:t>
+      </w:r>
+    </w:p>
+    <w:p>
+      <w:pPr>
+        <w:spacing w:after="5" w:line="240" w:lineRule="auto"/>
+        <w:ind w:firstLine="720"/>
+        <w:rPr>
+          <w:rFonts w:ascii="Times New Roman" w:eastAsia="Times New Roman" w:hAnsi="Times New Roman" w:cs="Times New Roman"/>
+          <w:sz w:val="20"/>
+        </w:rPr>
+      </w:pPr>
+      <w:r>
+        <w:rPr>
+          <w:rFonts w:ascii="Times New Roman" w:eastAsia="Times New Roman" w:hAnsi="Times New Roman" w:cs="Times New Roman"/>
+          <w:sz w:val="20"/>
+        </w:rPr>
+        <w:t xml:space="preserve">Transmitted GPS, IMU, RPM, and vehicle data to an NVIDIA Jetson for AI-based autonomous driving. </w:t>
+      </w:r>
+    </w:p>
+    <w:p>
+      <w:pPr>
+        <w:spacing w:after="5" w:line="240" w:lineRule="auto"/>
+        <w:ind w:left="720"/>
+        <w:rPr>
+          <w:rFonts w:ascii="Times New Roman" w:eastAsia="Times New Roman" w:hAnsi="Times New Roman" w:cs="Times New Roman"/>
+          <w:sz w:val="20"/>
+        </w:rPr>
+      </w:pPr>
+      <w:r>
+        <w:rPr>
+          <w:rFonts w:ascii="Times New Roman" w:eastAsia="Times New Roman" w:hAnsi="Times New Roman" w:cs="Times New Roman"/>
+          <w:sz w:val="20"/>
+        </w:rPr>
+        <w:t>Implemented bidirectional communication between the Jetson and embedded controllers to execute steering, throttle, and braking commands.</w:t>
+      </w:r>
+    </w:p>
+    <w:p>
+      <w:pPr>
+        <w:spacing w:after="5" w:line="240" w:lineRule="auto"/>
       </w:pPr>
       <w:r>
         <w:rPr>
@@ -2076,17 +2376,8 @@
           <w:rFonts w:ascii="Times New Roman" w:eastAsia="Times New Roman" w:hAnsi="Times New Roman" w:cs="Times New Roman"/>
           <w:sz w:val="20"/>
         </w:rPr>
-        <w:t xml:space="preserve">Implemented BLE communication for real-time data streaming to mobile </w:t>
-      </w:r>
-      <w:proofErr w:type="gramStart"/>
-      <w:r>
-        <w:rPr>
-          <w:rFonts w:ascii="Times New Roman" w:eastAsia="Times New Roman" w:hAnsi="Times New Roman" w:cs="Times New Roman"/>
-          <w:sz w:val="20"/>
-        </w:rPr>
-        <w:t>application</w:t>
-      </w:r>
-      <w:proofErr w:type="gramEnd"/>
+        <w:t>Implemented BLE communication for real-time data streaming to mobile application</w:t>
+      </w:r>
       <w:r>
         <w:rPr>
           <w:rFonts w:ascii="Times New Roman" w:eastAsia="Times New Roman" w:hAnsi="Times New Roman" w:cs="Times New Roman"/>
@@ -2531,23 +2822,7 @@
           <w:rFonts w:ascii="Times New Roman" w:eastAsia="Times New Roman" w:hAnsi="Times New Roman" w:cs="Times New Roman"/>
           <w:sz w:val="20"/>
         </w:rPr>
-        <w:t xml:space="preserve">Implementation of an embedded System using GPS-NEO6M and its antenna and some another </w:t>
-      </w:r>
-      <w:proofErr w:type="gramStart"/>
-      <w:r>
-        <w:rPr>
-          <w:rFonts w:ascii="Times New Roman" w:eastAsia="Times New Roman" w:hAnsi="Times New Roman" w:cs="Times New Roman"/>
-          <w:sz w:val="20"/>
-        </w:rPr>
-        <w:t>sensors</w:t>
-      </w:r>
-      <w:proofErr w:type="gramEnd"/>
-      <w:r>
-        <w:rPr>
-          <w:rFonts w:ascii="Times New Roman" w:eastAsia="Times New Roman" w:hAnsi="Times New Roman" w:cs="Times New Roman"/>
-          <w:sz w:val="20"/>
-        </w:rPr>
-        <w:t xml:space="preserve"> like Gyro and acceleration all in one ESP32 and STM32 using their </w:t>
+        <w:t xml:space="preserve">Implementation of an embedded System using GPS-NEO6M and its antenna and some another sensors like Gyro and acceleration all in one ESP32 and STM32 using their </w:t>
       </w:r>
       <w:r>
         <w:rPr>
@@ -2774,6 +3049,16 @@
     <w:p>
       <w:pPr>
         <w:spacing w:after="5" w:line="240" w:lineRule="auto"/>
+        <w:ind w:left="730" w:hanging="10"/>
+        <w:rPr>
+          <w:rFonts w:ascii="Times New Roman" w:eastAsia="Times New Roman" w:hAnsi="Times New Roman" w:cs="Times New Roman"/>
+          <w:sz w:val="20"/>
+        </w:rPr>
+      </w:pPr>
+    </w:p>
+    <w:p>
+      <w:pPr>
+        <w:spacing w:after="5" w:line="240" w:lineRule="auto"/>
         <w:rPr>
           <w:b/>
           <w:bCs/>
@@ -2786,6 +3071,7 @@
           <w:bCs/>
           <w:sz w:val="16"/>
         </w:rPr>
+        <w:lastRenderedPageBreak/>
         <w:t xml:space="preserve">■     </w:t>
       </w:r>
       <w:proofErr w:type="spellStart"/>
@@ -2818,25 +3104,14 @@
         </w:rPr>
         <w:t>2</w:t>
       </w:r>
-      <w:proofErr w:type="gramStart"/>
-      <w:r>
-        <w:rPr>
-          <w:rFonts w:ascii="Times New Roman" w:eastAsia="Times New Roman" w:hAnsi="Times New Roman" w:cs="Times New Roman"/>
-          <w:b/>
-          <w:bCs/>
-          <w:sz w:val="20"/>
-        </w:rPr>
-        <w:t>C ,</w:t>
-      </w:r>
-      <w:proofErr w:type="gramEnd"/>
-      <w:r>
-        <w:rPr>
-          <w:rFonts w:ascii="Times New Roman" w:eastAsia="Times New Roman" w:hAnsi="Times New Roman" w:cs="Times New Roman"/>
-          <w:b/>
-          <w:bCs/>
-          <w:sz w:val="20"/>
-        </w:rPr>
-        <w:t xml:space="preserve"> </w:t>
+      <w:r>
+        <w:rPr>
+          <w:rFonts w:ascii="Times New Roman" w:eastAsia="Times New Roman" w:hAnsi="Times New Roman" w:cs="Times New Roman"/>
+          <w:b/>
+          <w:bCs/>
+          <w:sz w:val="20"/>
+        </w:rPr>
+        <w:t xml:space="preserve">C , </w:t>
       </w:r>
       <w:r>
         <w:rPr>
@@ -2969,23 +3244,7 @@
           <w:rFonts w:eastAsia="Times New Roman"/>
           <w:sz w:val="20"/>
         </w:rPr>
-        <w:t>2 examples of Communication Protocols like I2</w:t>
-      </w:r>
-      <w:proofErr w:type="gramStart"/>
-      <w:r>
-        <w:rPr>
-          <w:rFonts w:eastAsia="Times New Roman"/>
-          <w:sz w:val="20"/>
-        </w:rPr>
-        <w:t>C ,</w:t>
-      </w:r>
-      <w:proofErr w:type="gramEnd"/>
-      <w:r>
-        <w:rPr>
-          <w:rFonts w:eastAsia="Times New Roman"/>
-          <w:sz w:val="20"/>
-        </w:rPr>
-        <w:t xml:space="preserve"> UART and learning the Concepts of these protocols Modules Design and properties </w:t>
+        <w:t xml:space="preserve">2 examples of Communication Protocols like I2C , UART and learning the Concepts of these protocols Modules Design and properties </w:t>
       </w:r>
     </w:p>
     <w:p>
@@ -3066,23 +3325,7 @@
           <w:rFonts w:eastAsia="Times New Roman"/>
           <w:sz w:val="20"/>
         </w:rPr>
-        <w:t xml:space="preserve">Designed and simulated </w:t>
-      </w:r>
-      <w:proofErr w:type="gramStart"/>
-      <w:r>
-        <w:rPr>
-          <w:rFonts w:eastAsia="Times New Roman"/>
-          <w:sz w:val="20"/>
-        </w:rPr>
-        <w:t>a</w:t>
-      </w:r>
-      <w:proofErr w:type="gramEnd"/>
-      <w:r>
-        <w:rPr>
-          <w:rFonts w:eastAsia="Times New Roman"/>
-          <w:sz w:val="20"/>
-        </w:rPr>
-        <w:t xml:space="preserve"> </w:t>
+        <w:t xml:space="preserve">Designed and simulated a </w:t>
       </w:r>
       <w:r>
         <w:rPr>
@@ -3874,21 +4117,7 @@
         <w:rPr>
           <w:rFonts w:ascii="Times New Roman" w:eastAsia="Times New Roman" w:hAnsi="Times New Roman" w:cs="Times New Roman"/>
         </w:rPr>
-        <w:t xml:space="preserve"> Leading and management skills as </w:t>
-      </w:r>
-      <w:proofErr w:type="gramStart"/>
-      <w:r>
-        <w:rPr>
-          <w:rFonts w:ascii="Times New Roman" w:eastAsia="Times New Roman" w:hAnsi="Times New Roman" w:cs="Times New Roman"/>
-        </w:rPr>
-        <w:t>an</w:t>
-      </w:r>
-      <w:proofErr w:type="gramEnd"/>
-      <w:r>
-        <w:rPr>
-          <w:rFonts w:ascii="Times New Roman" w:eastAsia="Times New Roman" w:hAnsi="Times New Roman" w:cs="Times New Roman"/>
-        </w:rPr>
-        <w:t xml:space="preserve"> class representative. </w:t>
+        <w:t xml:space="preserve"> Leading and management skills as an class representative. </w:t>
       </w:r>
     </w:p>
     <w:p>
@@ -5279,7 +5508,6 @@
   <w:style w:type="character" w:default="1" w:styleId="DefaultParagraphFont">
     <w:name w:val="Default Paragraph Font"/>
     <w:uiPriority w:val="1"/>
-    <w:semiHidden/>
     <w:unhideWhenUsed/>
   </w:style>
   <w:style w:type="table" w:default="1" w:styleId="TableNormal">

--- a/Basel Shrief Embedded Systems Resume.docx
+++ b/Basel Shrief Embedded Systems Resume.docx
@@ -93,6 +93,7 @@
         </w:rPr>
         <w:t xml:space="preserve"> </w:t>
       </w:r>
+      <w:proofErr w:type="gramStart"/>
       <w:r>
         <w:rPr>
           <w:rFonts w:ascii="Times New Roman" w:eastAsia="Times New Roman" w:hAnsi="Times New Roman" w:cs="Times New Roman"/>
@@ -130,6 +131,7 @@
         </w:rPr>
         <w:t>|</w:t>
       </w:r>
+      <w:proofErr w:type="gramEnd"/>
       <w:r>
         <w:rPr>
           <w:rFonts w:ascii="Times New Roman" w:eastAsia="Times New Roman" w:hAnsi="Times New Roman" w:cs="Times New Roman"/>
@@ -147,6 +149,7 @@
         </w:rPr>
         <w:t xml:space="preserve"> </w:t>
       </w:r>
+      <w:proofErr w:type="gramStart"/>
       <w:r>
         <w:rPr>
           <w:rFonts w:ascii="Times New Roman" w:eastAsia="Times New Roman" w:hAnsi="Times New Roman" w:cs="Times New Roman"/>
@@ -173,6 +176,7 @@
         </w:rPr>
         <w:t xml:space="preserve"> |</w:t>
       </w:r>
+      <w:proofErr w:type="gramEnd"/>
       <w:r>
         <w:rPr>
           <w:rFonts w:ascii="Times New Roman" w:eastAsia="Times New Roman" w:hAnsi="Times New Roman" w:cs="Times New Roman"/>
@@ -220,19 +224,7 @@
           <w:rPr>
             <w:rStyle w:val="Hyperlink"/>
           </w:rPr>
-          <w:t xml:space="preserve">Basel </w:t>
-        </w:r>
-        <w:r>
-          <w:rPr>
-            <w:rStyle w:val="Hyperlink"/>
-          </w:rPr>
-          <w:t>S</w:t>
-        </w:r>
-        <w:r>
-          <w:rPr>
-            <w:rStyle w:val="Hyperlink"/>
-          </w:rPr>
-          <w:t>hrief</w:t>
+          <w:t>Basel Shrief</w:t>
         </w:r>
       </w:hyperlink>
     </w:p>
@@ -389,15 +381,23 @@
           <w:b/>
           <w:sz w:val="20"/>
         </w:rPr>
-        <w:t xml:space="preserve"> 3.0</w:t>
-      </w:r>
-      <w:r>
-        <w:rPr>
-          <w:rFonts w:ascii="Times New Roman" w:eastAsia="Times New Roman" w:hAnsi="Times New Roman" w:cs="Times New Roman"/>
-          <w:b/>
-          <w:sz w:val="20"/>
-        </w:rPr>
-        <w:t>2/4.00</w:t>
+        <w:t xml:space="preserve"> </w:t>
+      </w:r>
+      <w:r>
+        <w:rPr>
+          <w:rFonts w:ascii="Times New Roman" w:eastAsia="Times New Roman" w:hAnsi="Times New Roman" w:cs="Times New Roman"/>
+          <w:b/>
+          <w:sz w:val="20"/>
+        </w:rPr>
+        <w:t>2.8</w:t>
+      </w:r>
+      <w:r>
+        <w:rPr>
+          <w:rFonts w:ascii="Times New Roman" w:eastAsia="Times New Roman" w:hAnsi="Times New Roman" w:cs="Times New Roman"/>
+          <w:b/>
+          <w:sz w:val="20"/>
+        </w:rPr>
+        <w:t>/4.00</w:t>
       </w:r>
       <w:r>
         <w:rPr>
@@ -985,23 +985,7 @@
           <w:b/>
           <w:sz w:val="20"/>
         </w:rPr>
-        <w:t>Poland</w:t>
-      </w:r>
-      <w:r>
-        <w:rPr>
-          <w:rFonts w:ascii="Times New Roman" w:eastAsia="Times New Roman" w:hAnsi="Times New Roman" w:cs="Times New Roman"/>
-          <w:b/>
-          <w:sz w:val="20"/>
-        </w:rPr>
-        <w:t xml:space="preserve"> </w:t>
-      </w:r>
-      <w:r>
-        <w:rPr>
-          <w:rFonts w:ascii="Times New Roman" w:eastAsia="Times New Roman" w:hAnsi="Times New Roman" w:cs="Times New Roman"/>
-          <w:b/>
-          <w:sz w:val="20"/>
-        </w:rPr>
-        <w:t>Shell Eco-marathon —</w:t>
+        <w:t>Poland Shell Eco-marathon —</w:t>
       </w:r>
       <w:r>
         <w:rPr>
@@ -2222,7 +2206,23 @@
           <w:rFonts w:ascii="Times New Roman" w:eastAsia="Times New Roman" w:hAnsi="Times New Roman" w:cs="Times New Roman"/>
           <w:sz w:val="20"/>
         </w:rPr>
-        <w:t xml:space="preserve">Transmitted GPS, IMU, RPM, and vehicle data to an NVIDIA Jetson for AI-based autonomous driving. </w:t>
+        <w:t xml:space="preserve">Transmitted GPS, IMU, RPM, and vehicle data to </w:t>
+      </w:r>
+      <w:proofErr w:type="gramStart"/>
+      <w:r>
+        <w:rPr>
+          <w:rFonts w:ascii="Times New Roman" w:eastAsia="Times New Roman" w:hAnsi="Times New Roman" w:cs="Times New Roman"/>
+          <w:sz w:val="20"/>
+        </w:rPr>
+        <w:t>an NVIDIA</w:t>
+      </w:r>
+      <w:proofErr w:type="gramEnd"/>
+      <w:r>
+        <w:rPr>
+          <w:rFonts w:ascii="Times New Roman" w:eastAsia="Times New Roman" w:hAnsi="Times New Roman" w:cs="Times New Roman"/>
+          <w:sz w:val="20"/>
+        </w:rPr>
+        <w:t xml:space="preserve"> Jetson for AI-based autonomous driving. </w:t>
       </w:r>
     </w:p>
     <w:p>
@@ -2376,8 +2376,17 @@
           <w:rFonts w:ascii="Times New Roman" w:eastAsia="Times New Roman" w:hAnsi="Times New Roman" w:cs="Times New Roman"/>
           <w:sz w:val="20"/>
         </w:rPr>
-        <w:t>Implemented BLE communication for real-time data streaming to mobile application</w:t>
-      </w:r>
+        <w:t xml:space="preserve">Implemented BLE communication for real-time data streaming to mobile </w:t>
+      </w:r>
+      <w:proofErr w:type="gramStart"/>
+      <w:r>
+        <w:rPr>
+          <w:rFonts w:ascii="Times New Roman" w:eastAsia="Times New Roman" w:hAnsi="Times New Roman" w:cs="Times New Roman"/>
+          <w:sz w:val="20"/>
+        </w:rPr>
+        <w:t>application</w:t>
+      </w:r>
+      <w:proofErr w:type="gramEnd"/>
       <w:r>
         <w:rPr>
           <w:rFonts w:ascii="Times New Roman" w:eastAsia="Times New Roman" w:hAnsi="Times New Roman" w:cs="Times New Roman"/>
@@ -2822,7 +2831,23 @@
           <w:rFonts w:ascii="Times New Roman" w:eastAsia="Times New Roman" w:hAnsi="Times New Roman" w:cs="Times New Roman"/>
           <w:sz w:val="20"/>
         </w:rPr>
-        <w:t xml:space="preserve">Implementation of an embedded System using GPS-NEO6M and its antenna and some another sensors like Gyro and acceleration all in one ESP32 and STM32 using their </w:t>
+        <w:t xml:space="preserve">Implementation of an embedded System using GPS-NEO6M and its antenna and some another </w:t>
+      </w:r>
+      <w:proofErr w:type="gramStart"/>
+      <w:r>
+        <w:rPr>
+          <w:rFonts w:ascii="Times New Roman" w:eastAsia="Times New Roman" w:hAnsi="Times New Roman" w:cs="Times New Roman"/>
+          <w:sz w:val="20"/>
+        </w:rPr>
+        <w:t>sensors</w:t>
+      </w:r>
+      <w:proofErr w:type="gramEnd"/>
+      <w:r>
+        <w:rPr>
+          <w:rFonts w:ascii="Times New Roman" w:eastAsia="Times New Roman" w:hAnsi="Times New Roman" w:cs="Times New Roman"/>
+          <w:sz w:val="20"/>
+        </w:rPr>
+        <w:t xml:space="preserve"> like Gyro and acceleration all in one ESP32 and STM32 using their </w:t>
       </w:r>
       <w:r>
         <w:rPr>
@@ -3104,14 +3129,25 @@
         </w:rPr>
         <w:t>2</w:t>
       </w:r>
-      <w:r>
-        <w:rPr>
-          <w:rFonts w:ascii="Times New Roman" w:eastAsia="Times New Roman" w:hAnsi="Times New Roman" w:cs="Times New Roman"/>
-          <w:b/>
-          <w:bCs/>
-          <w:sz w:val="20"/>
-        </w:rPr>
-        <w:t xml:space="preserve">C , </w:t>
+      <w:proofErr w:type="gramStart"/>
+      <w:r>
+        <w:rPr>
+          <w:rFonts w:ascii="Times New Roman" w:eastAsia="Times New Roman" w:hAnsi="Times New Roman" w:cs="Times New Roman"/>
+          <w:b/>
+          <w:bCs/>
+          <w:sz w:val="20"/>
+        </w:rPr>
+        <w:t>C ,</w:t>
+      </w:r>
+      <w:proofErr w:type="gramEnd"/>
+      <w:r>
+        <w:rPr>
+          <w:rFonts w:ascii="Times New Roman" w:eastAsia="Times New Roman" w:hAnsi="Times New Roman" w:cs="Times New Roman"/>
+          <w:b/>
+          <w:bCs/>
+          <w:sz w:val="20"/>
+        </w:rPr>
+        <w:t xml:space="preserve"> </w:t>
       </w:r>
       <w:r>
         <w:rPr>
@@ -3244,7 +3280,23 @@
           <w:rFonts w:eastAsia="Times New Roman"/>
           <w:sz w:val="20"/>
         </w:rPr>
-        <w:t xml:space="preserve">2 examples of Communication Protocols like I2C , UART and learning the Concepts of these protocols Modules Design and properties </w:t>
+        <w:t>2 examples of Communication Protocols like I2</w:t>
+      </w:r>
+      <w:proofErr w:type="gramStart"/>
+      <w:r>
+        <w:rPr>
+          <w:rFonts w:eastAsia="Times New Roman"/>
+          <w:sz w:val="20"/>
+        </w:rPr>
+        <w:t>C ,</w:t>
+      </w:r>
+      <w:proofErr w:type="gramEnd"/>
+      <w:r>
+        <w:rPr>
+          <w:rFonts w:eastAsia="Times New Roman"/>
+          <w:sz w:val="20"/>
+        </w:rPr>
+        <w:t xml:space="preserve"> UART and learning the Concepts of these protocols Modules Design and properties </w:t>
       </w:r>
     </w:p>
     <w:p>
@@ -3325,7 +3377,23 @@
           <w:rFonts w:eastAsia="Times New Roman"/>
           <w:sz w:val="20"/>
         </w:rPr>
-        <w:t xml:space="preserve">Designed and simulated a </w:t>
+        <w:t xml:space="preserve">Designed and simulated </w:t>
+      </w:r>
+      <w:proofErr w:type="gramStart"/>
+      <w:r>
+        <w:rPr>
+          <w:rFonts w:eastAsia="Times New Roman"/>
+          <w:sz w:val="20"/>
+        </w:rPr>
+        <w:t>a</w:t>
+      </w:r>
+      <w:proofErr w:type="gramEnd"/>
+      <w:r>
+        <w:rPr>
+          <w:rFonts w:eastAsia="Times New Roman"/>
+          <w:sz w:val="20"/>
+        </w:rPr>
+        <w:t xml:space="preserve"> </w:t>
       </w:r>
       <w:r>
         <w:rPr>
@@ -4117,7 +4185,21 @@
         <w:rPr>
           <w:rFonts w:ascii="Times New Roman" w:eastAsia="Times New Roman" w:hAnsi="Times New Roman" w:cs="Times New Roman"/>
         </w:rPr>
-        <w:t xml:space="preserve"> Leading and management skills as an class representative. </w:t>
+        <w:t xml:space="preserve"> Leading and management skills as </w:t>
+      </w:r>
+      <w:proofErr w:type="gramStart"/>
+      <w:r>
+        <w:rPr>
+          <w:rFonts w:ascii="Times New Roman" w:eastAsia="Times New Roman" w:hAnsi="Times New Roman" w:cs="Times New Roman"/>
+        </w:rPr>
+        <w:t>an</w:t>
+      </w:r>
+      <w:proofErr w:type="gramEnd"/>
+      <w:r>
+        <w:rPr>
+          <w:rFonts w:ascii="Times New Roman" w:eastAsia="Times New Roman" w:hAnsi="Times New Roman" w:cs="Times New Roman"/>
+        </w:rPr>
+        <w:t xml:space="preserve"> class representative. </w:t>
       </w:r>
     </w:p>
     <w:p>
@@ -5508,6 +5590,7 @@
   <w:style w:type="character" w:default="1" w:styleId="DefaultParagraphFont">
     <w:name w:val="Default Paragraph Font"/>
     <w:uiPriority w:val="1"/>
+    <w:semiHidden/>
     <w:unhideWhenUsed/>
   </w:style>
   <w:style w:type="table" w:default="1" w:styleId="TableNormal">
